--- a/jds/Macmahon.docx
+++ b/jds/Macmahon.docx
@@ -7,101 +7,45 @@
         <w:rPr>
           <w:b/>
           <w:bCs/>
+          <w:lang w:val="en"/>
         </w:rPr>
       </w:pPr>
       <w:r>
+        <w:rPr>
+          <w:b/>
+          <w:bCs/>
+          <w:lang w:val="en"/>
+        </w:rPr>
+        <w:t>Supervisor - Production</w:t>
+      </w:r>
+    </w:p>
+    <w:p>
+      <w:pPr>
         <w:rPr>
           <w:b/>
           <w:bCs/>
         </w:rPr>
-        <w:t>Supervisor - Production</w:t>
-      </w:r>
-    </w:p>
-    <w:p>
-      <w:r>
-        <w:t>Macmahon </w:t>
-      </w:r>
-    </w:p>
-    <w:p>
-      <w:r>
-        <w:t>3.8</w:t>
-      </w:r>
-      <w:hyperlink r:id="rId5" w:tgtFrame="_self" w:history="1">
-        <w:r>
-          <w:rPr>
-            <w:rStyle w:val="Hyperlink"/>
-          </w:rPr>
-          <w:t xml:space="preserve">197 </w:t>
-        </w:r>
-        <w:proofErr w:type="spellStart"/>
-        <w:r>
-          <w:rPr>
-            <w:rStyle w:val="Hyperlink"/>
-          </w:rPr>
-          <w:t>reviews</w:t>
-        </w:r>
-      </w:hyperlink>
-      <w:r>
-        <w:t>·</w:t>
-      </w:r>
-      <w:hyperlink r:id="rId6" w:tgtFrame="_self" w:history="1">
-        <w:r>
-          <w:rPr>
-            <w:rStyle w:val="Hyperlink"/>
-          </w:rPr>
-          <w:t>View</w:t>
-        </w:r>
-        <w:proofErr w:type="spellEnd"/>
-        <w:r>
-          <w:rPr>
-            <w:rStyle w:val="Hyperlink"/>
-          </w:rPr>
-          <w:t xml:space="preserve"> all jobs</w:t>
-        </w:r>
-      </w:hyperlink>
-    </w:p>
-    <w:p>
-      <w:hyperlink r:id="rId7" w:tgtFrame="_self" w:history="1">
-        <w:r>
-          <w:rPr>
-            <w:rStyle w:val="Hyperlink"/>
-          </w:rPr>
-          <w:t>Townsville, Northern QLD</w:t>
-        </w:r>
-      </w:hyperlink>
-    </w:p>
-    <w:p>
-      <w:hyperlink r:id="rId8" w:tgtFrame="_self" w:history="1">
-        <w:r>
-          <w:rPr>
-            <w:rStyle w:val="Hyperlink"/>
-          </w:rPr>
-          <w:t>Mining - Operations (Mining, Resources &amp; Energy)</w:t>
-        </w:r>
-      </w:hyperlink>
-    </w:p>
-    <w:p>
-      <w:hyperlink r:id="rId9" w:tgtFrame="_self" w:history="1">
-        <w:r>
-          <w:rPr>
-            <w:rStyle w:val="Hyperlink"/>
-          </w:rPr>
-          <w:t>Full time</w:t>
-        </w:r>
-      </w:hyperlink>
-    </w:p>
-    <w:p>
-      <w:r>
-        <w:t>Add expected salary to your profile for insights</w:t>
-      </w:r>
-    </w:p>
-    <w:p>
-      <w:r>
-        <w:t>Posted 11d ago</w:t>
-      </w:r>
-    </w:p>
-    <w:p>
-      <w:r>
+      </w:pPr>
+      <w:r>
+        <w:rPr>
+          <w:b/>
+          <w:bCs/>
+        </w:rPr>
+        <w:t>Full job description</w:t>
+      </w:r>
+    </w:p>
+    <w:p>
+      <w:pPr>
+        <w:rPr>
+          <w:b/>
+          <w:bCs/>
+        </w:rPr>
+      </w:pPr>
+      <w:r>
+        <w:rPr>
+          <w:b/>
+          <w:bCs/>
+        </w:rPr>
         <w:t>Production Supervisor - Mt Carlton</w:t>
       </w:r>
     </w:p>
@@ -115,6 +59,7 @@
         <w:t>This position operates on a 7 Days on / 7 Days Off roster, followed by 7 Nights on / 7 Days off roster, DIDO Only.</w:t>
       </w:r>
     </w:p>
+    <w:p/>
     <w:p>
       <w:r>
         <w:rPr>
@@ -201,13 +146,13 @@
         <w:t>Coordinate with site departments, including Maintenance, Technical Services and Drill &amp; Blast, to maintain operational flow.</w:t>
       </w:r>
     </w:p>
+    <w:p/>
     <w:p>
       <w:r>
         <w:rPr>
           <w:b/>
           <w:bCs/>
         </w:rPr>
-        <w:lastRenderedPageBreak/>
         <w:t>About You</w:t>
       </w:r>
     </w:p>
@@ -277,6 +222,7 @@
         <w:t>Certification in Frontline Management.</w:t>
       </w:r>
     </w:p>
+    <w:p/>
     <w:p>
       <w:r>
         <w:rPr>
@@ -330,6 +276,7 @@
         <w:t>Discounts across Macmahon's retail, vehicle, insurance, and banking partners</w:t>
       </w:r>
     </w:p>
+    <w:p/>
     <w:p>
       <w:r>
         <w:rPr>
@@ -344,6 +291,7 @@
         <w:t>Macmahon is a leading Australian contract mining company with projects throughout Australia and Southeast Asia. Delivering a comprehensive range of surface and underground mining, civil design and construction, performance enhancement, and mine site maintenance and rehabilitation services to the resources sector.</w:t>
       </w:r>
     </w:p>
+    <w:p/>
     <w:p>
       <w:r>
         <w:rPr>
@@ -363,6 +311,7 @@
         <w:t>Macmahon is an equal opportunity employer and strongly encourages suitably qualified women and Aboriginal and Torres Strait Islanders to apply.</w:t>
       </w:r>
     </w:p>
+    <w:p/>
     <w:p>
       <w:r>
         <w:rPr>
@@ -370,11 +319,6 @@
           <w:bCs/>
         </w:rPr>
         <w:t>Macmahon Winning Values</w:t>
-      </w:r>
-    </w:p>
-    <w:p>
-      <w:r>
-        <w:t>United | Integrity | Courage | Pride</w:t>
       </w:r>
     </w:p>
     <w:p/>
@@ -391,9 +335,9 @@
 <file path=word/numbering.xml><?xml version="1.0" encoding="utf-8"?>
 <w:numbering xmlns:wpc="http://schemas.microsoft.com/office/word/2010/wordprocessingCanvas" xmlns:cx="http://schemas.microsoft.com/office/drawing/2014/chartex" xmlns:cx1="http://schemas.microsoft.com/office/drawing/2015/9/8/chartex" xmlns:cx2="http://schemas.microsoft.com/office/drawing/2015/10/21/chartex" xmlns:cx3="http://schemas.microsoft.com/office/drawing/2016/5/9/chartex" xmlns:cx4="http://schemas.microsoft.com/office/drawing/2016/5/10/chartex" xmlns:cx5="http://schemas.microsoft.com/office/drawing/2016/5/11/chartex" xmlns:cx6="http://schemas.microsoft.com/office/drawing/2016/5/12/chartex" xmlns:cx7="http://schemas.microsoft.com/office/drawing/2016/5/13/chartex" xmlns:cx8="http://schemas.microsoft.com/office/drawing/2016/5/14/chartex" xmlns:mc="http://schemas.openxmlformats.org/markup-compatibility/2006" xmlns:aink="http://schemas.microsoft.com/office/drawing/2016/ink" xmlns:am3d="http://schemas.microsoft.com/office/drawing/2017/model3d" xmlns:o="urn:schemas-microsoft-com:office:office" xmlns:oel="http://schemas.microsoft.com/office/2019/extlst" xmlns:r="http://schemas.openxmlformats.org/officeDocument/2006/relationships" xmlns:m="http://schemas.openxmlformats.org/officeDocument/2006/math" xmlns:v="urn:schemas-microsoft-com:vml" xmlns:wp14="http://schemas.microsoft.com/office/word/2010/wordprocessingDrawing" xmlns:wp="http://schemas.openxmlformats.org/drawingml/2006/wordprocessingDrawing" xmlns:w10="urn:schemas-microsoft-com:office:word" xmlns:w="http://schemas.openxmlformats.org/wordprocessingml/2006/main" xmlns:w14="http://schemas.microsoft.com/office/word/2010/wordml" xmlns:w15="http://schemas.microsoft.com/office/word/2012/wordml" xmlns:w16cex="http://schemas.microsoft.com/office/word/2018/wordml/cex" xmlns:w16cid="http://schemas.microsoft.com/office/word/2016/wordml/cid" xmlns:w16="http://schemas.microsoft.com/office/word/2018/wordml" xmlns:w16du="http://schemas.microsoft.com/office/word/2023/wordml/word16du" xmlns:w16sdtdh="http://schemas.microsoft.com/office/word/2020/wordml/sdtdatahash" xmlns:w16sdtfl="http://schemas.microsoft.com/office/word/2024/wordml/sdtformatlock" xmlns:w16se="http://schemas.microsoft.com/office/word/2015/wordml/symex" xmlns:wpg="http://schemas.microsoft.com/office/word/2010/wordprocessingGroup" xmlns:wpi="http://schemas.microsoft.com/office/word/2010/wordprocessingInk" xmlns:wne="http://schemas.microsoft.com/office/word/2006/wordml" xmlns:wps="http://schemas.microsoft.com/office/word/2010/wordprocessingShape" mc:Ignorable="w14 w15 w16se w16cid w16 w16cex w16sdtdh w16sdtfl w16du wp14">
   <w:abstractNum w:abstractNumId="0" w15:restartNumberingAfterBreak="0">
-    <w:nsid w:val="2D350564"/>
+    <w:nsid w:val="0B027485"/>
     <w:multiLevelType w:val="multilevel"/>
-    <w:tmpl w:val="F8CC4A94"/>
+    <w:tmpl w:val="C180F4A2"/>
     <w:lvl w:ilvl="0">
       <w:start w:val="1"/>
       <w:numFmt w:val="bullet"/>
@@ -540,9 +484,9 @@
     </w:lvl>
   </w:abstractNum>
   <w:abstractNum w:abstractNumId="1" w15:restartNumberingAfterBreak="0">
-    <w:nsid w:val="3E37128F"/>
+    <w:nsid w:val="1DA03512"/>
     <w:multiLevelType w:val="multilevel"/>
-    <w:tmpl w:val="72F002E8"/>
+    <w:tmpl w:val="6E4A7AF6"/>
     <w:lvl w:ilvl="0">
       <w:start w:val="1"/>
       <w:numFmt w:val="bullet"/>
@@ -689,9 +633,9 @@
     </w:lvl>
   </w:abstractNum>
   <w:abstractNum w:abstractNumId="2" w15:restartNumberingAfterBreak="0">
-    <w:nsid w:val="5C7A7852"/>
+    <w:nsid w:val="448B5AFD"/>
     <w:multiLevelType w:val="multilevel"/>
-    <w:tmpl w:val="561CF6CA"/>
+    <w:tmpl w:val="D8ACCD90"/>
     <w:lvl w:ilvl="0">
       <w:start w:val="1"/>
       <w:numFmt w:val="bullet"/>
@@ -837,14 +781,14 @@
       </w:rPr>
     </w:lvl>
   </w:abstractNum>
-  <w:num w:numId="1" w16cid:durableId="2053726443">
+  <w:num w:numId="1" w16cid:durableId="1298535184">
     <w:abstractNumId w:val="1"/>
   </w:num>
-  <w:num w:numId="2" w16cid:durableId="836075369">
+  <w:num w:numId="2" w16cid:durableId="1021472206">
+    <w:abstractNumId w:val="0"/>
+  </w:num>
+  <w:num w:numId="3" w16cid:durableId="1361081602">
     <w:abstractNumId w:val="2"/>
-  </w:num>
-  <w:num w:numId="3" w16cid:durableId="1306201136">
-    <w:abstractNumId w:val="0"/>
   </w:num>
 </w:numbering>
 </file>
@@ -1257,7 +1201,7 @@
     <w:link w:val="Heading1Char"/>
     <w:uiPriority w:val="9"/>
     <w:qFormat/>
-    <w:rsid w:val="00010AE5"/>
+    <w:rsid w:val="0071780B"/>
     <w:pPr>
       <w:keepNext/>
       <w:keepLines/>
@@ -1277,10 +1221,9 @@
     <w:next w:val="Normal"/>
     <w:link w:val="Heading2Char"/>
     <w:uiPriority w:val="9"/>
-    <w:semiHidden/>
     <w:unhideWhenUsed/>
     <w:qFormat/>
-    <w:rsid w:val="00010AE5"/>
+    <w:rsid w:val="0071780B"/>
     <w:pPr>
       <w:keepNext/>
       <w:keepLines/>
@@ -1303,7 +1246,7 @@
     <w:semiHidden/>
     <w:unhideWhenUsed/>
     <w:qFormat/>
-    <w:rsid w:val="00010AE5"/>
+    <w:rsid w:val="0071780B"/>
     <w:pPr>
       <w:keepNext/>
       <w:keepLines/>
@@ -1326,7 +1269,7 @@
     <w:semiHidden/>
     <w:unhideWhenUsed/>
     <w:qFormat/>
-    <w:rsid w:val="00010AE5"/>
+    <w:rsid w:val="0071780B"/>
     <w:pPr>
       <w:keepNext/>
       <w:keepLines/>
@@ -1349,7 +1292,7 @@
     <w:semiHidden/>
     <w:unhideWhenUsed/>
     <w:qFormat/>
-    <w:rsid w:val="00010AE5"/>
+    <w:rsid w:val="0071780B"/>
     <w:pPr>
       <w:keepNext/>
       <w:keepLines/>
@@ -1370,7 +1313,7 @@
     <w:semiHidden/>
     <w:unhideWhenUsed/>
     <w:qFormat/>
-    <w:rsid w:val="00010AE5"/>
+    <w:rsid w:val="0071780B"/>
     <w:pPr>
       <w:keepNext/>
       <w:keepLines/>
@@ -1393,7 +1336,7 @@
     <w:semiHidden/>
     <w:unhideWhenUsed/>
     <w:qFormat/>
-    <w:rsid w:val="00010AE5"/>
+    <w:rsid w:val="0071780B"/>
     <w:pPr>
       <w:keepNext/>
       <w:keepLines/>
@@ -1414,7 +1357,7 @@
     <w:semiHidden/>
     <w:unhideWhenUsed/>
     <w:qFormat/>
-    <w:rsid w:val="00010AE5"/>
+    <w:rsid w:val="0071780B"/>
     <w:pPr>
       <w:keepNext/>
       <w:keepLines/>
@@ -1437,7 +1380,7 @@
     <w:semiHidden/>
     <w:unhideWhenUsed/>
     <w:qFormat/>
-    <w:rsid w:val="00010AE5"/>
+    <w:rsid w:val="0071780B"/>
     <w:pPr>
       <w:keepNext/>
       <w:keepLines/>
@@ -1452,7 +1395,6 @@
   <w:style w:type="character" w:default="1" w:styleId="DefaultParagraphFont">
     <w:name w:val="Default Paragraph Font"/>
     <w:uiPriority w:val="1"/>
-    <w:semiHidden/>
     <w:unhideWhenUsed/>
   </w:style>
   <w:style w:type="table" w:default="1" w:styleId="TableNormal">
@@ -1481,7 +1423,7 @@
     <w:basedOn w:val="DefaultParagraphFont"/>
     <w:link w:val="Heading1"/>
     <w:uiPriority w:val="9"/>
-    <w:rsid w:val="00010AE5"/>
+    <w:rsid w:val="0071780B"/>
     <w:rPr>
       <w:rFonts w:asciiTheme="majorHAnsi" w:eastAsiaTheme="majorEastAsia" w:hAnsiTheme="majorHAnsi" w:cstheme="majorBidi"/>
       <w:color w:val="0F4761" w:themeColor="accent1" w:themeShade="BF"/>
@@ -1494,8 +1436,7 @@
     <w:basedOn w:val="DefaultParagraphFont"/>
     <w:link w:val="Heading2"/>
     <w:uiPriority w:val="9"/>
-    <w:semiHidden/>
-    <w:rsid w:val="00010AE5"/>
+    <w:rsid w:val="0071780B"/>
     <w:rPr>
       <w:rFonts w:asciiTheme="majorHAnsi" w:eastAsiaTheme="majorEastAsia" w:hAnsiTheme="majorHAnsi" w:cstheme="majorBidi"/>
       <w:color w:val="0F4761" w:themeColor="accent1" w:themeShade="BF"/>
@@ -1509,7 +1450,7 @@
     <w:link w:val="Heading3"/>
     <w:uiPriority w:val="9"/>
     <w:semiHidden/>
-    <w:rsid w:val="00010AE5"/>
+    <w:rsid w:val="0071780B"/>
     <w:rPr>
       <w:rFonts w:eastAsiaTheme="majorEastAsia" w:cstheme="majorBidi"/>
       <w:color w:val="0F4761" w:themeColor="accent1" w:themeShade="BF"/>
@@ -1523,7 +1464,7 @@
     <w:link w:val="Heading4"/>
     <w:uiPriority w:val="9"/>
     <w:semiHidden/>
-    <w:rsid w:val="00010AE5"/>
+    <w:rsid w:val="0071780B"/>
     <w:rPr>
       <w:rFonts w:eastAsiaTheme="majorEastAsia" w:cstheme="majorBidi"/>
       <w:i/>
@@ -1537,7 +1478,7 @@
     <w:link w:val="Heading5"/>
     <w:uiPriority w:val="9"/>
     <w:semiHidden/>
-    <w:rsid w:val="00010AE5"/>
+    <w:rsid w:val="0071780B"/>
     <w:rPr>
       <w:rFonts w:eastAsiaTheme="majorEastAsia" w:cstheme="majorBidi"/>
       <w:color w:val="0F4761" w:themeColor="accent1" w:themeShade="BF"/>
@@ -1549,7 +1490,7 @@
     <w:link w:val="Heading6"/>
     <w:uiPriority w:val="9"/>
     <w:semiHidden/>
-    <w:rsid w:val="00010AE5"/>
+    <w:rsid w:val="0071780B"/>
     <w:rPr>
       <w:rFonts w:eastAsiaTheme="majorEastAsia" w:cstheme="majorBidi"/>
       <w:i/>
@@ -1563,7 +1504,7 @@
     <w:link w:val="Heading7"/>
     <w:uiPriority w:val="9"/>
     <w:semiHidden/>
-    <w:rsid w:val="00010AE5"/>
+    <w:rsid w:val="0071780B"/>
     <w:rPr>
       <w:rFonts w:eastAsiaTheme="majorEastAsia" w:cstheme="majorBidi"/>
       <w:color w:val="595959" w:themeColor="text1" w:themeTint="A6"/>
@@ -1575,7 +1516,7 @@
     <w:link w:val="Heading8"/>
     <w:uiPriority w:val="9"/>
     <w:semiHidden/>
-    <w:rsid w:val="00010AE5"/>
+    <w:rsid w:val="0071780B"/>
     <w:rPr>
       <w:rFonts w:eastAsiaTheme="majorEastAsia" w:cstheme="majorBidi"/>
       <w:i/>
@@ -1589,7 +1530,7 @@
     <w:link w:val="Heading9"/>
     <w:uiPriority w:val="9"/>
     <w:semiHidden/>
-    <w:rsid w:val="00010AE5"/>
+    <w:rsid w:val="0071780B"/>
     <w:rPr>
       <w:rFonts w:eastAsiaTheme="majorEastAsia" w:cstheme="majorBidi"/>
       <w:color w:val="272727" w:themeColor="text1" w:themeTint="D8"/>
@@ -1602,7 +1543,7 @@
     <w:link w:val="TitleChar"/>
     <w:uiPriority w:val="10"/>
     <w:qFormat/>
-    <w:rsid w:val="00010AE5"/>
+    <w:rsid w:val="0071780B"/>
     <w:pPr>
       <w:spacing w:after="80" w:line="240" w:lineRule="auto"/>
       <w:contextualSpacing/>
@@ -1620,7 +1561,7 @@
     <w:basedOn w:val="DefaultParagraphFont"/>
     <w:link w:val="Title"/>
     <w:uiPriority w:val="10"/>
-    <w:rsid w:val="00010AE5"/>
+    <w:rsid w:val="0071780B"/>
     <w:rPr>
       <w:rFonts w:asciiTheme="majorHAnsi" w:eastAsiaTheme="majorEastAsia" w:hAnsiTheme="majorHAnsi" w:cstheme="majorBidi"/>
       <w:spacing w:val="-10"/>
@@ -1636,7 +1577,7 @@
     <w:link w:val="SubtitleChar"/>
     <w:uiPriority w:val="11"/>
     <w:qFormat/>
-    <w:rsid w:val="00010AE5"/>
+    <w:rsid w:val="0071780B"/>
     <w:pPr>
       <w:numPr>
         <w:ilvl w:val="1"/>
@@ -1655,7 +1596,7 @@
     <w:basedOn w:val="DefaultParagraphFont"/>
     <w:link w:val="Subtitle"/>
     <w:uiPriority w:val="11"/>
-    <w:rsid w:val="00010AE5"/>
+    <w:rsid w:val="0071780B"/>
     <w:rPr>
       <w:rFonts w:eastAsiaTheme="majorEastAsia" w:cstheme="majorBidi"/>
       <w:color w:val="595959" w:themeColor="text1" w:themeTint="A6"/>
@@ -1671,7 +1612,7 @@
     <w:link w:val="QuoteChar"/>
     <w:uiPriority w:val="29"/>
     <w:qFormat/>
-    <w:rsid w:val="00010AE5"/>
+    <w:rsid w:val="0071780B"/>
     <w:pPr>
       <w:spacing w:before="160"/>
       <w:jc w:val="center"/>
@@ -1687,7 +1628,7 @@
     <w:basedOn w:val="DefaultParagraphFont"/>
     <w:link w:val="Quote"/>
     <w:uiPriority w:val="29"/>
-    <w:rsid w:val="00010AE5"/>
+    <w:rsid w:val="0071780B"/>
     <w:rPr>
       <w:i/>
       <w:iCs/>
@@ -1699,7 +1640,7 @@
     <w:basedOn w:val="Normal"/>
     <w:uiPriority w:val="34"/>
     <w:qFormat/>
-    <w:rsid w:val="00010AE5"/>
+    <w:rsid w:val="0071780B"/>
     <w:pPr>
       <w:ind w:left="720"/>
       <w:contextualSpacing/>
@@ -1710,7 +1651,7 @@
     <w:basedOn w:val="DefaultParagraphFont"/>
     <w:uiPriority w:val="21"/>
     <w:qFormat/>
-    <w:rsid w:val="00010AE5"/>
+    <w:rsid w:val="0071780B"/>
     <w:rPr>
       <w:i/>
       <w:iCs/>
@@ -1724,7 +1665,7 @@
     <w:link w:val="IntenseQuoteChar"/>
     <w:uiPriority w:val="30"/>
     <w:qFormat/>
-    <w:rsid w:val="00010AE5"/>
+    <w:rsid w:val="0071780B"/>
     <w:pPr>
       <w:pBdr>
         <w:top w:val="single" w:sz="4" w:space="10" w:color="0F4761" w:themeColor="accent1" w:themeShade="BF"/>
@@ -1745,7 +1686,7 @@
     <w:basedOn w:val="DefaultParagraphFont"/>
     <w:link w:val="IntenseQuote"/>
     <w:uiPriority w:val="30"/>
-    <w:rsid w:val="00010AE5"/>
+    <w:rsid w:val="0071780B"/>
     <w:rPr>
       <w:i/>
       <w:iCs/>
@@ -1757,36 +1698,13 @@
     <w:basedOn w:val="DefaultParagraphFont"/>
     <w:uiPriority w:val="32"/>
     <w:qFormat/>
-    <w:rsid w:val="00010AE5"/>
+    <w:rsid w:val="0071780B"/>
     <w:rPr>
       <w:b/>
       <w:bCs/>
       <w:smallCaps/>
       <w:color w:val="0F4761" w:themeColor="accent1" w:themeShade="BF"/>
       <w:spacing w:val="5"/>
-    </w:rPr>
-  </w:style>
-  <w:style w:type="character" w:styleId="Hyperlink">
-    <w:name w:val="Hyperlink"/>
-    <w:basedOn w:val="DefaultParagraphFont"/>
-    <w:uiPriority w:val="99"/>
-    <w:unhideWhenUsed/>
-    <w:rsid w:val="00533D52"/>
-    <w:rPr>
-      <w:color w:val="467886" w:themeColor="hyperlink"/>
-      <w:u w:val="single"/>
-    </w:rPr>
-  </w:style>
-  <w:style w:type="character" w:styleId="UnresolvedMention">
-    <w:name w:val="Unresolved Mention"/>
-    <w:basedOn w:val="DefaultParagraphFont"/>
-    <w:uiPriority w:val="99"/>
-    <w:semiHidden/>
-    <w:unhideWhenUsed/>
-    <w:rsid w:val="00533D52"/>
-    <w:rPr>
-      <w:color w:val="605E5C"/>
-      <w:shd w:val="clear" w:color="auto" w:fill="E1DFDD"/>
     </w:rPr>
   </w:style>
 </w:styles>
@@ -2261,13 +2179,13 @@
 </file>
 
 <file path=customXml/itemProps1.xml><?xml version="1.0" encoding="utf-8"?>
-<ds:datastoreItem xmlns:ds="http://schemas.openxmlformats.org/officeDocument/2006/customXml" ds:itemID="{313256DC-2374-4084-A3D7-C099BEA87EA1}"/>
+<ds:datastoreItem xmlns:ds="http://schemas.openxmlformats.org/officeDocument/2006/customXml" ds:itemID="{2863394E-6809-44BD-AE0F-5480848496B0}"/>
 </file>
 
 <file path=customXml/itemProps2.xml><?xml version="1.0" encoding="utf-8"?>
-<ds:datastoreItem xmlns:ds="http://schemas.openxmlformats.org/officeDocument/2006/customXml" ds:itemID="{D1AD1E87-7878-4904-9C20-C4B5C54E611E}"/>
+<ds:datastoreItem xmlns:ds="http://schemas.openxmlformats.org/officeDocument/2006/customXml" ds:itemID="{951DDB65-215D-4768-A079-06397A7AE2BA}"/>
 </file>
 
 <file path=customXml/itemProps3.xml><?xml version="1.0" encoding="utf-8"?>
-<ds:datastoreItem xmlns:ds="http://schemas.openxmlformats.org/officeDocument/2006/customXml" ds:itemID="{D789CAA6-588D-4250-8FDD-E19EFAD75839}"/>
+<ds:datastoreItem xmlns:ds="http://schemas.openxmlformats.org/officeDocument/2006/customXml" ds:itemID="{2D00C22C-C46D-43F6-9D4C-123E19B54A21}"/>
 </file>